--- a/4-质量管理/运行记录类文件/040210-运维服务质量管理报告（截止2025年12月）.docx
+++ b/4-质量管理/运行记录类文件/040210-运维服务质量管理报告（截止2025年12月）.docx
@@ -59,7 +59,21 @@
           <w:szCs w:val="24"/>
           <w:lang w:eastAsia="zh-CN"/>
         </w:rPr>
-        <w:t>2-0-10</w:t>
+        <w:t>2</w:t>
+      </w:r>
+      <w:bookmarkStart w:id="15" w:name="_GoBack"/>
+      <w:bookmarkEnd w:id="15"/>
+      <w:r>
+        <w:rPr>
+          <w:rFonts w:hint="eastAsia" w:ascii="宋体" w:hAnsi="宋体" w:cs="宋体"/>
+          <w:b/>
+          <w:bCs/>
+          <w:spacing w:val="-3"/>
+          <w:sz w:val="24"/>
+          <w:szCs w:val="24"/>
+          <w:lang w:eastAsia="zh-CN"/>
+        </w:rPr>
+        <w:t>-10</w:t>
       </w:r>
     </w:p>
     <w:p>
@@ -1506,8 +1520,6 @@
           <w:r>
             <w:fldChar w:fldCharType="end"/>
           </w:r>
-          <w:bookmarkStart w:id="15" w:name="_GoBack"/>
-          <w:bookmarkEnd w:id="15"/>
         </w:p>
         <w:p>
           <w:pPr>
@@ -2000,8 +2012,8 @@
       <w:pPr>
         <w:pStyle w:val="28"/>
       </w:pPr>
-      <w:bookmarkStart w:id="4" w:name="_Toc15082"/>
-      <w:bookmarkStart w:id="5" w:name="_Toc13355"/>
+      <w:bookmarkStart w:id="4" w:name="_Toc13355"/>
+      <w:bookmarkStart w:id="5" w:name="_Toc15082"/>
       <w:r>
         <w:rPr>
           <w:rFonts w:hint="eastAsia"/>
@@ -2389,8 +2401,8 @@
           <w:lang w:eastAsia="zh-CN"/>
         </w:rPr>
       </w:pPr>
-      <w:bookmarkStart w:id="10" w:name="_Toc20709"/>
-      <w:bookmarkStart w:id="11" w:name="_Toc9351"/>
+      <w:bookmarkStart w:id="10" w:name="_Toc9351"/>
+      <w:bookmarkStart w:id="11" w:name="_Toc20709"/>
       <w:r>
         <w:rPr>
           <w:rFonts w:hint="eastAsia"/>
